--- a/planning/Project Plan.docx
+++ b/planning/Project Plan.docx
@@ -70,7 +70,52 @@
           <w:szCs w:val="28"/>
           <w:rtl/>
         </w:rPr>
-        <w:t>דף הרשמה והתחברות.</w:t>
+        <w:t>אזור אישי: משקל</w:t>
+      </w:r>
+      <w:r>
+        <w:rPr>
+          <w:rFonts w:hint="cs"/>
+          <w:sz w:val="28"/>
+          <w:szCs w:val="28"/>
+          <w:rtl/>
+        </w:rPr>
+        <w:t>(שאפשר לעדכן)</w:t>
+      </w:r>
+      <w:r>
+        <w:rPr>
+          <w:rFonts w:hint="cs"/>
+          <w:sz w:val="28"/>
+          <w:szCs w:val="28"/>
+          <w:rtl/>
+        </w:rPr>
+        <w:t xml:space="preserve">, גובה, משקל מטרה(שאפשר לשנות), </w:t>
+      </w:r>
+      <w:r>
+        <w:rPr>
+          <w:rFonts w:hint="cs"/>
+          <w:sz w:val="28"/>
+          <w:szCs w:val="28"/>
+          <w:rtl/>
+        </w:rPr>
+        <w:t>רמת פעילות</w:t>
+      </w:r>
+      <w:r>
+        <w:rPr>
+          <w:rFonts w:hint="cs"/>
+          <w:sz w:val="28"/>
+          <w:szCs w:val="28"/>
+          <w:rtl/>
+        </w:rPr>
+        <w:t>(שאפשר לעדכן)</w:t>
+      </w:r>
+      <w:r>
+        <w:rPr>
+          <w:rFonts w:hint="cs"/>
+          <w:sz w:val="28"/>
+          <w:szCs w:val="28"/>
+          <w:rtl/>
+        </w:rPr>
+        <w:t>,</w:t>
       </w:r>
     </w:p>
     <w:p>
@@ -95,16 +140,32 @@
           <w:szCs w:val="28"/>
           <w:rtl/>
         </w:rPr>
-        <w:t>דף כניסה ראשונית שבו ייאסף המידע כמו: גיל, משקל, העדפות תזונתיות, מטרה, ועוד.</w:t>
-      </w:r>
-      <w:r>
-        <w:rPr>
-          <w:rFonts w:hint="cs"/>
-          <w:sz w:val="28"/>
-          <w:szCs w:val="28"/>
-          <w:rtl/>
-        </w:rPr>
-        <w:t xml:space="preserve"> </w:t>
+        <w:t xml:space="preserve">דף סטטיסטיקות: גרף שינוי משקל, </w:t>
+      </w:r>
+      <w:r>
+        <w:rPr>
+          <w:sz w:val="28"/>
+          <w:szCs w:val="28"/>
+        </w:rPr>
+        <w:t>bmi</w:t>
+      </w:r>
+      <w:r>
+        <w:rPr>
+          <w:rFonts w:hint="cs"/>
+          <w:sz w:val="28"/>
+          <w:szCs w:val="28"/>
+          <w:rtl/>
+        </w:rPr>
+        <w:t>, כמות קלוריות יומית ומומלצת</w:t>
+      </w:r>
+      <w:r>
+        <w:rPr>
+          <w:rFonts w:hint="cs"/>
+          <w:sz w:val="28"/>
+          <w:szCs w:val="28"/>
+          <w:rtl/>
+        </w:rPr>
+        <w:t>.</w:t>
       </w:r>
     </w:p>
     <w:p>
@@ -129,70 +190,7 @@
           <w:szCs w:val="28"/>
           <w:rtl/>
         </w:rPr>
-        <w:t>אזור אישי: שם, משקל</w:t>
-      </w:r>
-      <w:r>
-        <w:rPr>
-          <w:rFonts w:hint="cs"/>
-          <w:sz w:val="28"/>
-          <w:szCs w:val="28"/>
-          <w:rtl/>
-        </w:rPr>
-        <w:t>(שאפשר לעדכן)</w:t>
-      </w:r>
-      <w:r>
-        <w:rPr>
-          <w:rFonts w:hint="cs"/>
-          <w:sz w:val="28"/>
-          <w:szCs w:val="28"/>
-          <w:rtl/>
-        </w:rPr>
-        <w:t xml:space="preserve">, גובה, משקל מטרה(שאפשר לשנות), </w:t>
-      </w:r>
-      <w:r>
-        <w:rPr>
-          <w:rFonts w:hint="cs"/>
-          <w:sz w:val="28"/>
-          <w:szCs w:val="28"/>
-          <w:rtl/>
-        </w:rPr>
-        <w:t>רמת פעילות</w:t>
-      </w:r>
-      <w:r>
-        <w:rPr>
-          <w:rFonts w:hint="cs"/>
-          <w:sz w:val="28"/>
-          <w:szCs w:val="28"/>
-          <w:rtl/>
-        </w:rPr>
-        <w:t>(שאפשר לעדכן)</w:t>
-      </w:r>
-      <w:r>
-        <w:rPr>
-          <w:rFonts w:hint="cs"/>
-          <w:sz w:val="28"/>
-          <w:szCs w:val="28"/>
-          <w:rtl/>
-        </w:rPr>
-        <w:t xml:space="preserve">, </w:t>
-      </w:r>
-      <w:r>
-        <w:rPr>
-          <w:rFonts w:hint="cs"/>
-          <w:sz w:val="28"/>
-          <w:szCs w:val="28"/>
-          <w:rtl/>
-        </w:rPr>
-        <w:t>החלפת סיסמה</w:t>
-      </w:r>
-      <w:r>
-        <w:rPr>
-          <w:rFonts w:hint="cs"/>
-          <w:sz w:val="28"/>
-          <w:szCs w:val="28"/>
-          <w:rtl/>
-        </w:rPr>
-        <w:t>, העדפות תזונתיות.</w:t>
+        <w:t>תפריט תזונה מותאם אישית כאשר יהיה אפשר ליצור אחד חדש.</w:t>
       </w:r>
     </w:p>
     <w:p>
@@ -217,32 +215,88 @@
           <w:szCs w:val="28"/>
           <w:rtl/>
         </w:rPr>
-        <w:t xml:space="preserve">דף סטטיסטיקות: גרף שינוי משקל, </w:t>
-      </w:r>
-      <w:r>
-        <w:rPr>
-          <w:sz w:val="28"/>
-          <w:szCs w:val="28"/>
-        </w:rPr>
-        <w:t>bmi</w:t>
-      </w:r>
-      <w:r>
-        <w:rPr>
-          <w:rFonts w:hint="cs"/>
-          <w:sz w:val="28"/>
-          <w:szCs w:val="28"/>
-          <w:rtl/>
-        </w:rPr>
-        <w:t>, כמות קלוריות יומית ומומלצת</w:t>
-      </w:r>
-      <w:r>
-        <w:rPr>
-          <w:rFonts w:hint="cs"/>
-          <w:sz w:val="28"/>
-          <w:szCs w:val="28"/>
-          <w:rtl/>
-        </w:rPr>
-        <w:t>.</w:t>
+        <w:t>הכנסת הארוחות לפי חיפוש במילון- מחפשים את המאכל, בוחרים כמות שלו ומוסיפים לארוחה. לאחר מכן יוצגו הנתונים היומיים</w:t>
+      </w:r>
+      <w:r>
+        <w:rPr>
+          <w:rFonts w:hint="cs"/>
+          <w:sz w:val="28"/>
+          <w:szCs w:val="28"/>
+          <w:rtl/>
+        </w:rPr>
+        <w:t xml:space="preserve"> לפי הדוגמה</w:t>
+      </w:r>
+      <w:r>
+        <w:rPr>
+          <w:rFonts w:hint="cs"/>
+          <w:sz w:val="28"/>
+          <w:szCs w:val="28"/>
+          <w:rtl/>
+        </w:rPr>
+        <w:t xml:space="preserve">.                  </w:t>
+      </w:r>
+      <w:r>
+        <w:rPr>
+          <w:rFonts w:hint="cs"/>
+          <w:sz w:val="28"/>
+          <w:szCs w:val="28"/>
+          <w:rtl/>
+        </w:rPr>
+        <w:t xml:space="preserve">                                 </w:t>
+      </w:r>
+      <w:r>
+        <w:rPr>
+          <w:rFonts w:hint="cs"/>
+          <w:sz w:val="28"/>
+          <w:szCs w:val="28"/>
+          <w:rtl/>
+        </w:rPr>
+        <w:t>השמירה תהיה בצורה של ארוחה(ארוחת בוקר,</w:t>
+      </w:r>
+      <w:r>
+        <w:rPr>
+          <w:rFonts w:hint="cs"/>
+          <w:sz w:val="28"/>
+          <w:szCs w:val="28"/>
+          <w:rtl/>
+        </w:rPr>
+        <w:t xml:space="preserve"> צהרים</w:t>
+      </w:r>
+      <w:r>
+        <w:rPr>
+          <w:rFonts w:hint="cs"/>
+          <w:sz w:val="28"/>
+          <w:szCs w:val="28"/>
+          <w:rtl/>
+        </w:rPr>
+        <w:t xml:space="preserve"> </w:t>
+      </w:r>
+      <w:r>
+        <w:rPr>
+          <w:rFonts w:hint="cs"/>
+          <w:sz w:val="28"/>
+          <w:szCs w:val="28"/>
+          <w:rtl/>
+        </w:rPr>
+        <w:t>ו</w:t>
+      </w:r>
+      <w:r>
+        <w:rPr>
+          <w:rFonts w:hint="cs"/>
+          <w:sz w:val="28"/>
+          <w:szCs w:val="28"/>
+          <w:rtl/>
+        </w:rPr>
+        <w:t>ערב) והנתונים יישמרו לשבוע שלם כאשר יהיה אפשר לעבור בין הימים.</w:t>
+      </w:r>
+      <w:r>
+        <w:rPr>
+          <w:rFonts w:hint="cs"/>
+          <w:sz w:val="28"/>
+          <w:szCs w:val="28"/>
+          <w:rtl/>
+        </w:rPr>
+        <w:t xml:space="preserve"> יוצגו הנתונים התזונתיים של כל יום. </w:t>
       </w:r>
     </w:p>
     <w:p>
@@ -267,16 +321,75 @@
           <w:szCs w:val="28"/>
           <w:rtl/>
         </w:rPr>
-        <w:t>דף תזונה: יחולק לשלושה אזורים:</w:t>
+        <w:t>מילון של מאכלים ונתונים עליהם</w:t>
+      </w:r>
+      <w:r>
+        <w:rPr>
+          <w:rFonts w:hint="cs"/>
+          <w:sz w:val="28"/>
+          <w:szCs w:val="28"/>
+          <w:rtl/>
+        </w:rPr>
+        <w:t xml:space="preserve">(ליד כל נתון </w:t>
+      </w:r>
+      <w:r>
+        <w:rPr>
+          <w:rFonts w:hint="cs"/>
+          <w:sz w:val="28"/>
+          <w:szCs w:val="28"/>
+          <w:rtl/>
+        </w:rPr>
+        <w:t>תי</w:t>
+      </w:r>
+      <w:r>
+        <w:rPr>
+          <w:rFonts w:hint="cs"/>
+          <w:sz w:val="28"/>
+          <w:szCs w:val="28"/>
+          <w:rtl/>
+        </w:rPr>
+        <w:t>רשם יחידת המידה)</w:t>
+      </w:r>
+      <w:r>
+        <w:rPr>
+          <w:rFonts w:hint="cs"/>
+          <w:sz w:val="28"/>
+          <w:szCs w:val="28"/>
+          <w:rtl/>
+        </w:rPr>
+        <w:t>.</w:t>
+      </w:r>
+      <w:r>
+        <w:rPr>
+          <w:rFonts w:hint="cs"/>
+          <w:sz w:val="28"/>
+          <w:szCs w:val="28"/>
+          <w:rtl/>
+        </w:rPr>
+        <w:t xml:space="preserve"> </w:t>
+      </w:r>
+      <w:r>
+        <w:rPr>
+          <w:rFonts w:hint="cs"/>
+          <w:sz w:val="28"/>
+          <w:szCs w:val="28"/>
+          <w:rtl/>
+        </w:rPr>
+        <w:t>ת</w:t>
+      </w:r>
+      <w:r>
+        <w:rPr>
+          <w:rFonts w:hint="cs"/>
+          <w:sz w:val="28"/>
+          <w:szCs w:val="28"/>
+          <w:rtl/>
+        </w:rPr>
+        <w:t>היה אפשרות להוסיף מאכלים ידנית(מכניסים שם ואת המידע ההכרחי עליו לפי 100 גרם) והמידע יתווסף למילון האישי.</w:t>
       </w:r>
     </w:p>
     <w:p>
       <w:pPr>
         <w:pStyle w:val="a9"/>
-        <w:numPr>
-          <w:ilvl w:val="0"/>
-          <w:numId w:val="6"/>
-        </w:numPr>
         <w:tabs>
           <w:tab w:val="left" w:pos="6062"/>
         </w:tabs>
@@ -285,490 +398,6 @@
           <w:szCs w:val="28"/>
         </w:rPr>
       </w:pPr>
-      <w:r>
-        <w:rPr>
-          <w:rFonts w:hint="cs"/>
-          <w:sz w:val="28"/>
-          <w:szCs w:val="28"/>
-          <w:rtl/>
-        </w:rPr>
-        <w:t>תפריט תזונה מותאם אישית כאשר בכל שבועיים יהיה אפשר ליצור אחד חדש.</w:t>
-      </w:r>
-    </w:p>
-    <w:p>
-      <w:pPr>
-        <w:pStyle w:val="a9"/>
-        <w:numPr>
-          <w:ilvl w:val="0"/>
-          <w:numId w:val="6"/>
-        </w:numPr>
-        <w:tabs>
-          <w:tab w:val="left" w:pos="6062"/>
-        </w:tabs>
-        <w:rPr>
-          <w:sz w:val="28"/>
-          <w:szCs w:val="28"/>
-        </w:rPr>
-      </w:pPr>
-      <w:r>
-        <w:rPr>
-          <w:rFonts w:hint="cs"/>
-          <w:sz w:val="28"/>
-          <w:szCs w:val="28"/>
-          <w:rtl/>
-        </w:rPr>
-        <w:t>הכנסת הארוחות לפי חיפוש במילון- מחפשים את המאכל, בוחרים כמות שלו ומוסיפים לארוחה. בעת ההוספה יוצגו הנתונים של המאכל ולאחר מכן יוצגו הנתונים היומיים.                  השמירה תהיה בצורה של ארוחה(ארוחת בוקר, ערב,...) והנתונים יישמרו לשבוע שלם כאשר יהיה אפשר לעבור בין הימים.</w:t>
-      </w:r>
-      <w:r>
-        <w:rPr>
-          <w:rFonts w:hint="cs"/>
-          <w:sz w:val="28"/>
-          <w:szCs w:val="28"/>
-          <w:rtl/>
-        </w:rPr>
-        <w:t xml:space="preserve"> יוצגו הנתונים התזונתיים של כל יום. בנוסף, יהיה אפשר להוסיף כוסות מים שיתווספו לנתונים.</w:t>
-      </w:r>
-    </w:p>
-    <w:p>
-      <w:pPr>
-        <w:pStyle w:val="a9"/>
-        <w:numPr>
-          <w:ilvl w:val="0"/>
-          <w:numId w:val="6"/>
-        </w:numPr>
-        <w:tabs>
-          <w:tab w:val="left" w:pos="6062"/>
-        </w:tabs>
-        <w:rPr>
-          <w:sz w:val="28"/>
-          <w:szCs w:val="28"/>
-        </w:rPr>
-      </w:pPr>
-      <w:r>
-        <w:rPr>
-          <w:rFonts w:hint="cs"/>
-          <w:sz w:val="28"/>
-          <w:szCs w:val="28"/>
-          <w:rtl/>
-        </w:rPr>
-        <w:t>מילון של מאכלים ונתונים עליהם</w:t>
-      </w:r>
-      <w:r>
-        <w:rPr>
-          <w:rFonts w:hint="cs"/>
-          <w:sz w:val="28"/>
-          <w:szCs w:val="28"/>
-          <w:rtl/>
-        </w:rPr>
-        <w:t xml:space="preserve">(ליד כל נתון </w:t>
-      </w:r>
-      <w:r>
-        <w:rPr>
-          <w:rFonts w:hint="cs"/>
-          <w:sz w:val="28"/>
-          <w:szCs w:val="28"/>
-          <w:rtl/>
-        </w:rPr>
-        <w:t>תי</w:t>
-      </w:r>
-      <w:r>
-        <w:rPr>
-          <w:rFonts w:hint="cs"/>
-          <w:sz w:val="28"/>
-          <w:szCs w:val="28"/>
-          <w:rtl/>
-        </w:rPr>
-        <w:t>רשם יחידת המידה)</w:t>
-      </w:r>
-      <w:r>
-        <w:rPr>
-          <w:rFonts w:hint="cs"/>
-          <w:sz w:val="28"/>
-          <w:szCs w:val="28"/>
-          <w:rtl/>
-        </w:rPr>
-        <w:t>.</w:t>
-      </w:r>
-      <w:r>
-        <w:rPr>
-          <w:rFonts w:hint="cs"/>
-          <w:sz w:val="28"/>
-          <w:szCs w:val="28"/>
-          <w:rtl/>
-        </w:rPr>
-        <w:t xml:space="preserve"> </w:t>
-      </w:r>
-      <w:r>
-        <w:rPr>
-          <w:rFonts w:hint="cs"/>
-          <w:sz w:val="28"/>
-          <w:szCs w:val="28"/>
-          <w:rtl/>
-        </w:rPr>
-        <w:t>ת</w:t>
-      </w:r>
-      <w:r>
-        <w:rPr>
-          <w:rFonts w:hint="cs"/>
-          <w:sz w:val="28"/>
-          <w:szCs w:val="28"/>
-          <w:rtl/>
-        </w:rPr>
-        <w:t>היה אפשרות להוסיף מאכלים ידנית(מכניסים שם ואת המידע ההכרחי עליו לפי 100 גרם) והמידע יתווסף למילון האישי.</w:t>
-      </w:r>
-    </w:p>
-    <w:p>
-      <w:pPr>
-        <w:tabs>
-          <w:tab w:val="left" w:pos="6062"/>
-        </w:tabs>
-        <w:rPr>
-          <w:sz w:val="28"/>
-          <w:szCs w:val="28"/>
-          <w:u w:val="single"/>
-          <w:rtl/>
-        </w:rPr>
-      </w:pPr>
-      <w:r>
-        <w:rPr>
-          <w:rFonts w:hint="cs"/>
-          <w:sz w:val="28"/>
-          <w:szCs w:val="28"/>
-          <w:u w:val="single"/>
-          <w:rtl/>
-        </w:rPr>
-        <w:t>אפשרויות בחירה:</w:t>
-      </w:r>
-    </w:p>
-    <w:p>
-      <w:pPr>
-        <w:pStyle w:val="a9"/>
-        <w:numPr>
-          <w:ilvl w:val="0"/>
-          <w:numId w:val="2"/>
-        </w:numPr>
-        <w:tabs>
-          <w:tab w:val="left" w:pos="6062"/>
-        </w:tabs>
-        <w:rPr>
-          <w:sz w:val="28"/>
-          <w:szCs w:val="28"/>
-          <w:u w:val="single"/>
-        </w:rPr>
-      </w:pPr>
-      <w:r>
-        <w:rPr>
-          <w:rFonts w:hint="cs"/>
-          <w:sz w:val="28"/>
-          <w:szCs w:val="28"/>
-          <w:rtl/>
-        </w:rPr>
-        <w:t>תזונה(ירידה במשקל, עלייה במשקל, ללא שינוי).</w:t>
-      </w:r>
-    </w:p>
-    <w:p>
-      <w:pPr>
-        <w:tabs>
-          <w:tab w:val="left" w:pos="6062"/>
-        </w:tabs>
-        <w:ind w:left="360"/>
-        <w:rPr>
-          <w:color w:val="FF0000"/>
-          <w:sz w:val="28"/>
-          <w:szCs w:val="28"/>
-          <w:rtl/>
-        </w:rPr>
-      </w:pPr>
-      <w:r>
-        <w:rPr>
-          <w:rFonts w:hint="cs"/>
-          <w:color w:val="FF0000"/>
-          <w:sz w:val="28"/>
-          <w:szCs w:val="28"/>
-          <w:rtl/>
-        </w:rPr>
-        <w:t>הערכים התזונתיים יהיו תלויים בבחירה.</w:t>
-      </w:r>
-    </w:p>
-    <w:p>
-      <w:pPr>
-        <w:tabs>
-          <w:tab w:val="left" w:pos="2186"/>
-        </w:tabs>
-        <w:rPr>
-          <w:sz w:val="28"/>
-          <w:szCs w:val="28"/>
-          <w:u w:val="single"/>
-          <w:rtl/>
-        </w:rPr>
-      </w:pPr>
-      <w:r>
-        <w:rPr>
-          <w:rFonts w:hint="cs"/>
-          <w:sz w:val="28"/>
-          <w:szCs w:val="28"/>
-          <w:u w:val="single"/>
-          <w:rtl/>
-        </w:rPr>
-        <w:t>בחירה בתזונה:</w:t>
-      </w:r>
-    </w:p>
-    <w:p>
-      <w:pPr>
-        <w:pStyle w:val="a9"/>
-        <w:numPr>
-          <w:ilvl w:val="0"/>
-          <w:numId w:val="8"/>
-        </w:numPr>
-        <w:tabs>
-          <w:tab w:val="left" w:pos="2186"/>
-        </w:tabs>
-        <w:rPr>
-          <w:sz w:val="28"/>
-          <w:szCs w:val="28"/>
-        </w:rPr>
-      </w:pPr>
-      <w:r>
-        <w:rPr>
-          <w:rFonts w:hint="cs"/>
-          <w:sz w:val="28"/>
-          <w:szCs w:val="28"/>
-          <w:rtl/>
-        </w:rPr>
-        <w:t>נציג המלצה למשקל ו</w:t>
-      </w:r>
-      <w:r>
-        <w:rPr>
-          <w:rFonts w:hint="cs"/>
-          <w:sz w:val="28"/>
-          <w:szCs w:val="28"/>
-          <w:rtl/>
-        </w:rPr>
-        <w:t>המשתמש יכניס את המשקל שהוא רוצה.</w:t>
-      </w:r>
-    </w:p>
-    <w:p>
-      <w:pPr>
-        <w:pStyle w:val="a9"/>
-        <w:numPr>
-          <w:ilvl w:val="0"/>
-          <w:numId w:val="8"/>
-        </w:numPr>
-        <w:tabs>
-          <w:tab w:val="left" w:pos="2186"/>
-        </w:tabs>
-        <w:rPr>
-          <w:sz w:val="28"/>
-          <w:szCs w:val="28"/>
-        </w:rPr>
-      </w:pPr>
-      <w:r>
-        <w:rPr>
-          <w:rFonts w:hint="cs"/>
-          <w:sz w:val="28"/>
-          <w:szCs w:val="28"/>
-          <w:rtl/>
-        </w:rPr>
-        <w:t>נציג זמן מומלץ לתהליך והמשתמש יכניס את הזמן שלו(בשבועות).</w:t>
-      </w:r>
-    </w:p>
-    <w:p>
-      <w:pPr>
-        <w:pStyle w:val="a9"/>
-        <w:numPr>
-          <w:ilvl w:val="0"/>
-          <w:numId w:val="8"/>
-        </w:numPr>
-        <w:tabs>
-          <w:tab w:val="left" w:pos="2186"/>
-        </w:tabs>
-        <w:rPr>
-          <w:sz w:val="28"/>
-          <w:szCs w:val="28"/>
-          <w:rtl/>
-        </w:rPr>
-      </w:pPr>
-      <w:r>
-        <w:rPr>
-          <w:rFonts w:hint="cs"/>
-          <w:sz w:val="28"/>
-          <w:szCs w:val="28"/>
-          <w:rtl/>
-        </w:rPr>
-        <w:t>נשאל על אלרגנים. את הנפוצים(בתמונה) נציג, והשאר הוא יחפש.</w:t>
-      </w:r>
-    </w:p>
-    <w:p>
-      <w:pPr>
-        <w:tabs>
-          <w:tab w:val="left" w:pos="6062"/>
-        </w:tabs>
-        <w:rPr>
-          <w:sz w:val="28"/>
-          <w:szCs w:val="28"/>
-          <w:u w:val="single"/>
-          <w:rtl/>
-        </w:rPr>
-      </w:pPr>
-      <w:r>
-        <w:rPr>
-          <w:rFonts w:hint="cs"/>
-          <w:sz w:val="28"/>
-          <w:szCs w:val="28"/>
-          <w:u w:val="single"/>
-          <w:rtl/>
-        </w:rPr>
-        <w:t>תפריט תזונה:</w:t>
-      </w:r>
-    </w:p>
-    <w:p>
-      <w:pPr>
-        <w:tabs>
-          <w:tab w:val="left" w:pos="6062"/>
-        </w:tabs>
-        <w:rPr>
-          <w:sz w:val="28"/>
-          <w:szCs w:val="28"/>
-          <w:rtl/>
-        </w:rPr>
-      </w:pPr>
-      <w:r>
-        <w:rPr>
-          <w:rFonts w:hint="cs"/>
-          <w:sz w:val="28"/>
-          <w:szCs w:val="28"/>
-          <w:rtl/>
-        </w:rPr>
-        <w:t>התפריט יהיה בהתאם להעדפות של המשתמש כמו אלרגיות ולפי הערכים התזונתיים המתאימים לו לפי איסוף המידע עליו שכולל נתונים פיזיים, מטרה ואימוני ספורט.</w:t>
-      </w:r>
-    </w:p>
-    <w:p>
-      <w:pPr>
-        <w:tabs>
-          <w:tab w:val="left" w:pos="6062"/>
-        </w:tabs>
-        <w:rPr>
-          <w:sz w:val="28"/>
-          <w:szCs w:val="28"/>
-          <w:u w:val="single"/>
-          <w:rtl/>
-        </w:rPr>
-      </w:pPr>
-    </w:p>
-    <w:p>
-      <w:pPr>
-        <w:tabs>
-          <w:tab w:val="left" w:pos="6062"/>
-        </w:tabs>
-        <w:rPr>
-          <w:sz w:val="28"/>
-          <w:szCs w:val="28"/>
-          <w:u w:val="single"/>
-          <w:rtl/>
-        </w:rPr>
-      </w:pPr>
-      <w:r>
-        <w:rPr>
-          <w:rFonts w:hint="cs"/>
-          <w:sz w:val="28"/>
-          <w:szCs w:val="28"/>
-          <w:u w:val="single"/>
-          <w:rtl/>
-        </w:rPr>
-        <w:lastRenderedPageBreak/>
-        <w:t>בקשות נתונים מהמשתמש:</w:t>
-      </w:r>
-    </w:p>
-    <w:p>
-      <w:pPr>
-        <w:tabs>
-          <w:tab w:val="left" w:pos="6062"/>
-        </w:tabs>
-        <w:rPr>
-          <w:sz w:val="28"/>
-          <w:szCs w:val="28"/>
-          <w:rtl/>
-        </w:rPr>
-      </w:pPr>
-      <w:r>
-        <w:rPr>
-          <w:rFonts w:hint="cs"/>
-          <w:sz w:val="28"/>
-          <w:szCs w:val="28"/>
-          <w:rtl/>
-        </w:rPr>
-        <w:t>משקל, גובה, רמת פעילות(לפי הטבלה), מטרות(ירידה במשקל / עלייה במשקל / ללא שינוי), סוגי אימונים(אירובי / אימוני כוח / אימוני בניית שרירים), טבעוני / צמחוני, אלרגיות(לפי התמונה).</w:t>
-      </w:r>
-    </w:p>
-    <w:p>
-      <w:pPr>
-        <w:tabs>
-          <w:tab w:val="left" w:pos="6062"/>
-        </w:tabs>
-        <w:rPr>
-          <w:b/>
-          <w:bCs/>
-          <w:sz w:val="28"/>
-          <w:szCs w:val="28"/>
-          <w:u w:val="single"/>
-          <w:rtl/>
-        </w:rPr>
-      </w:pPr>
-      <w:r>
-        <w:rPr>
-          <w:rFonts w:hint="cs"/>
-          <w:b/>
-          <w:bCs/>
-          <w:sz w:val="28"/>
-          <w:szCs w:val="28"/>
-          <w:u w:val="single"/>
-          <w:rtl/>
-        </w:rPr>
-        <w:t>הערות:</w:t>
-      </w:r>
-    </w:p>
-    <w:p>
-      <w:pPr>
-        <w:pStyle w:val="a9"/>
-        <w:numPr>
-          <w:ilvl w:val="0"/>
-          <w:numId w:val="9"/>
-        </w:numPr>
-        <w:tabs>
-          <w:tab w:val="left" w:pos="6062"/>
-        </w:tabs>
-        <w:rPr>
-          <w:sz w:val="28"/>
-          <w:szCs w:val="28"/>
-        </w:rPr>
-      </w:pPr>
-      <w:r>
-        <w:rPr>
-          <w:rFonts w:hint="cs"/>
-          <w:sz w:val="28"/>
-          <w:szCs w:val="28"/>
-          <w:rtl/>
-        </w:rPr>
-        <w:t>במידה ואחד הנתונים הפיזיים או ה</w:t>
-      </w:r>
-      <w:r>
-        <w:rPr>
-          <w:rFonts w:hint="cs"/>
-          <w:sz w:val="28"/>
-          <w:szCs w:val="28"/>
-          <w:rtl/>
-        </w:rPr>
-        <w:t>ה</w:t>
-      </w:r>
-      <w:r>
-        <w:rPr>
-          <w:rFonts w:hint="cs"/>
-          <w:sz w:val="28"/>
-          <w:szCs w:val="28"/>
-          <w:rtl/>
-        </w:rPr>
-        <w:t>עדפות ישתנו, כל החישובים ייעשו מחדש.</w:t>
-      </w:r>
     </w:p>
     <w:sectPr>
       <w:pgSz w:w="11906" w:h="16838"/>

--- a/planning/Project Plan.docx
+++ b/planning/Project Plan.docx
@@ -297,6 +297,15 @@
           <w:rtl/>
         </w:rPr>
         <w:t xml:space="preserve"> יוצגו הנתונים התזונתיים של כל יום. </w:t>
+      </w:r>
+      <w:r>
+        <w:rPr>
+          <w:rFonts w:hint="cs"/>
+          <w:sz w:val="28"/>
+          <w:szCs w:val="28"/>
+          <w:rtl/>
+        </w:rPr>
+        <w:t>(אופציונלי: כמות כוסות מים)</w:t>
       </w:r>
     </w:p>
     <w:p>

--- a/planning/Project Plan.docx
+++ b/planning/Project Plan.docx
@@ -70,52 +70,7 @@
           <w:szCs w:val="28"/>
           <w:rtl/>
         </w:rPr>
-        <w:t>אזור אישי: משקל</w:t>
-      </w:r>
-      <w:r>
-        <w:rPr>
-          <w:rFonts w:hint="cs"/>
-          <w:sz w:val="28"/>
-          <w:szCs w:val="28"/>
-          <w:rtl/>
-        </w:rPr>
-        <w:t>(שאפשר לעדכן)</w:t>
-      </w:r>
-      <w:r>
-        <w:rPr>
-          <w:rFonts w:hint="cs"/>
-          <w:sz w:val="28"/>
-          <w:szCs w:val="28"/>
-          <w:rtl/>
-        </w:rPr>
-        <w:t xml:space="preserve">, גובה, משקל מטרה(שאפשר לשנות), </w:t>
-      </w:r>
-      <w:r>
-        <w:rPr>
-          <w:rFonts w:hint="cs"/>
-          <w:sz w:val="28"/>
-          <w:szCs w:val="28"/>
-          <w:rtl/>
-        </w:rPr>
-        <w:t>רמת פעילות</w:t>
-      </w:r>
-      <w:r>
-        <w:rPr>
-          <w:rFonts w:hint="cs"/>
-          <w:sz w:val="28"/>
-          <w:szCs w:val="28"/>
-          <w:rtl/>
-        </w:rPr>
-        <w:t>(שאפשר לעדכן)</w:t>
-      </w:r>
-      <w:r>
-        <w:rPr>
-          <w:rFonts w:hint="cs"/>
-          <w:sz w:val="28"/>
-          <w:szCs w:val="28"/>
-          <w:rtl/>
-        </w:rPr>
-        <w:t>,</w:t>
+        <w:t>תפריט תזונה מותאם אישית כאשר יהיה אפשר ליצור אחד חדש.</w:t>
       </w:r>
     </w:p>
     <w:p>
@@ -140,14 +95,16 @@
           <w:szCs w:val="28"/>
           <w:rtl/>
         </w:rPr>
-        <w:t xml:space="preserve">דף סטטיסטיקות: גרף שינוי משקל, </w:t>
+        <w:t>הכנסת הארוחות לפי חיפוש במילון</w:t>
       </w:r>
       <w:r>
         <w:rPr>
-          <w:sz w:val="28"/>
-          <w:szCs w:val="28"/>
-        </w:rPr>
-        <w:t>bmi</w:t>
+          <w:rFonts w:hint="cs"/>
+          <w:sz w:val="28"/>
+          <w:szCs w:val="28"/>
+          <w:rtl/>
+        </w:rPr>
+        <w:t xml:space="preserve"> </w:t>
       </w:r>
       <w:r>
         <w:rPr>
@@ -156,7 +113,7 @@
           <w:szCs w:val="28"/>
           <w:rtl/>
         </w:rPr>
-        <w:t>, כמות קלוריות יומית ומומלצת</w:t>
+        <w:t xml:space="preserve">- מחפשים את המאכל, בוחרים כמות שלו ומוסיפים לארוחה. השמירה תהיה בצורה של </w:t>
       </w:r>
       <w:r>
         <w:rPr>
@@ -165,57 +122,7 @@
           <w:szCs w:val="28"/>
           <w:rtl/>
         </w:rPr>
-        <w:t>.</w:t>
-      </w:r>
-    </w:p>
-    <w:p>
-      <w:pPr>
-        <w:pStyle w:val="a9"/>
-        <w:numPr>
-          <w:ilvl w:val="0"/>
-          <w:numId w:val="1"/>
-        </w:numPr>
-        <w:tabs>
-          <w:tab w:val="left" w:pos="6062"/>
-        </w:tabs>
-        <w:rPr>
-          <w:sz w:val="28"/>
-          <w:szCs w:val="28"/>
-        </w:rPr>
-      </w:pPr>
-      <w:r>
-        <w:rPr>
-          <w:rFonts w:hint="cs"/>
-          <w:sz w:val="28"/>
-          <w:szCs w:val="28"/>
-          <w:rtl/>
-        </w:rPr>
-        <w:t>תפריט תזונה מותאם אישית כאשר יהיה אפשר ליצור אחד חדש.</w:t>
-      </w:r>
-    </w:p>
-    <w:p>
-      <w:pPr>
-        <w:pStyle w:val="a9"/>
-        <w:numPr>
-          <w:ilvl w:val="0"/>
-          <w:numId w:val="1"/>
-        </w:numPr>
-        <w:tabs>
-          <w:tab w:val="left" w:pos="6062"/>
-        </w:tabs>
-        <w:rPr>
-          <w:sz w:val="28"/>
-          <w:szCs w:val="28"/>
-        </w:rPr>
-      </w:pPr>
-      <w:r>
-        <w:rPr>
-          <w:rFonts w:hint="cs"/>
-          <w:sz w:val="28"/>
-          <w:szCs w:val="28"/>
-          <w:rtl/>
-        </w:rPr>
-        <w:t>הכנסת הארוחות לפי חיפוש במילון- מחפשים את המאכל, בוחרים כמות שלו ומוסיפים לארוחה. לאחר מכן יוצגו הנתונים היומיים</w:t>
+        <w:t>יום ו</w:t>
       </w:r>
       <w:r>
         <w:rPr>
@@ -224,34 +131,7 @@
           <w:szCs w:val="28"/>
           <w:rtl/>
         </w:rPr>
-        <w:t xml:space="preserve"> לפי הדוגמה</w:t>
-      </w:r>
-      <w:r>
-        <w:rPr>
-          <w:rFonts w:hint="cs"/>
-          <w:sz w:val="28"/>
-          <w:szCs w:val="28"/>
-          <w:rtl/>
-        </w:rPr>
-        <w:t xml:space="preserve">.                  </w:t>
-      </w:r>
-      <w:r>
-        <w:rPr>
-          <w:rFonts w:hint="cs"/>
-          <w:sz w:val="28"/>
-          <w:szCs w:val="28"/>
-          <w:rtl/>
-        </w:rPr>
-        <w:t xml:space="preserve">                                 </w:t>
-      </w:r>
-      <w:r>
-        <w:rPr>
-          <w:rFonts w:hint="cs"/>
-          <w:sz w:val="28"/>
-          <w:szCs w:val="28"/>
-          <w:rtl/>
-        </w:rPr>
-        <w:t>השמירה תהיה בצורה של ארוחה(ארוחת בוקר,</w:t>
+        <w:t>ארוחה(ארוחת בוקר,</w:t>
       </w:r>
       <w:r>
         <w:rPr>
@@ -296,7 +176,7 @@
           <w:szCs w:val="28"/>
           <w:rtl/>
         </w:rPr>
-        <w:t xml:space="preserve"> יוצגו הנתונים התזונתיים של כל יום. </w:t>
+        <w:t xml:space="preserve"> </w:t>
       </w:r>
       <w:r>
         <w:rPr>
@@ -306,6 +186,15 @@
           <w:rtl/>
         </w:rPr>
         <w:t>(אופציונלי: כמות כוסות מים)</w:t>
+      </w:r>
+      <w:r>
+        <w:rPr>
+          <w:rFonts w:hint="cs"/>
+          <w:sz w:val="28"/>
+          <w:szCs w:val="28"/>
+          <w:rtl/>
+        </w:rPr>
+        <w:t>.</w:t>
       </w:r>
     </w:p>
     <w:p>
